--- a/Функционал.docx
+++ b/Функционал.docx
@@ -4,288 +4,542 @@
   <w:body>
     <w:p>
       <w:pPr>
+        <w:pStyle w:val="a4"/>
+        <w:shd w:val="clear" w:color="auto" w:fill="FFFFFF"/>
+        <w:spacing w:before="120" w:beforeAutospacing="0" w:after="120" w:afterAutospacing="0" w:line="420" w:lineRule="atLeast"/>
         <w:jc w:val="center"/>
         <w:rPr>
-          <w:rFonts w:ascii="Times New Roman" w:hAnsi="Times New Roman" w:cs="Times New Roman"/>
-          <w:sz w:val="28"/>
-          <w:szCs w:val="28"/>
-        </w:rPr>
-      </w:pPr>
-      <w:r>
-        <w:rPr>
-          <w:rFonts w:ascii="Times New Roman" w:hAnsi="Times New Roman" w:cs="Times New Roman"/>
-          <w:sz w:val="28"/>
-          <w:szCs w:val="28"/>
-        </w:rPr>
-        <w:t xml:space="preserve">Функционал для </w:t>
-      </w:r>
-      <w:r>
-        <w:rPr>
-          <w:rFonts w:ascii="Times New Roman" w:hAnsi="Times New Roman" w:cs="Times New Roman"/>
-          <w:sz w:val="28"/>
-          <w:szCs w:val="28"/>
-        </w:rPr>
-        <w:t xml:space="preserve">гоночной </w:t>
-      </w:r>
-      <w:r>
-        <w:rPr>
-          <w:rFonts w:ascii="Times New Roman" w:hAnsi="Times New Roman" w:cs="Times New Roman"/>
-          <w:sz w:val="28"/>
-          <w:szCs w:val="28"/>
-        </w:rPr>
-        <w:t>3</w:t>
-      </w:r>
-      <w:r>
-        <w:rPr>
-          <w:rFonts w:ascii="Times New Roman" w:hAnsi="Times New Roman" w:cs="Times New Roman"/>
-          <w:sz w:val="28"/>
-          <w:szCs w:val="28"/>
-          <w:lang w:val="en-US"/>
-        </w:rPr>
-        <w:t>D</w:t>
-      </w:r>
-      <w:r>
-        <w:rPr>
-          <w:rFonts w:ascii="Times New Roman" w:hAnsi="Times New Roman" w:cs="Times New Roman"/>
-          <w:sz w:val="28"/>
-          <w:szCs w:val="28"/>
-        </w:rPr>
-        <w:t xml:space="preserve"> игры</w:t>
-      </w:r>
-    </w:p>
-    <w:p>
-      <w:pPr>
-        <w:pStyle w:val="a3"/>
+          <w:rFonts w:ascii="Arial" w:hAnsi="Arial" w:cs="Arial"/>
+        </w:rPr>
+      </w:pPr>
+      <w:r>
+        <w:rPr>
+          <w:rStyle w:val="markdown-word"/>
+          <w:rFonts w:ascii="Arial" w:hAnsi="Arial" w:cs="Arial"/>
+          <w:b/>
+          <w:bCs/>
+        </w:rPr>
+        <w:t>Функционал гоночной 3D</w:t>
+      </w:r>
+      <w:r>
+        <w:rPr>
+          <w:rStyle w:val="markdown-word"/>
+          <w:rFonts w:ascii="Arial" w:hAnsi="Arial" w:cs="Arial"/>
+          <w:b/>
+          <w:bCs/>
+        </w:rPr>
+        <w:noBreakHyphen/>
+        <w:t>игры</w:t>
+      </w:r>
+    </w:p>
+    <w:p>
+      <w:pPr>
+        <w:pStyle w:val="a4"/>
         <w:numPr>
           <w:ilvl w:val="0"/>
-          <w:numId w:val="1"/>
+          <w:numId w:val="2"/>
         </w:numPr>
-        <w:rPr>
-          <w:rFonts w:ascii="Times New Roman" w:hAnsi="Times New Roman" w:cs="Times New Roman"/>
-          <w:sz w:val="28"/>
-          <w:szCs w:val="28"/>
-        </w:rPr>
-      </w:pPr>
-      <w:r>
-        <w:rPr>
-          <w:rFonts w:ascii="Times New Roman" w:hAnsi="Times New Roman" w:cs="Times New Roman"/>
-          <w:sz w:val="28"/>
-          <w:szCs w:val="28"/>
-        </w:rPr>
-        <w:t>М</w:t>
-      </w:r>
-      <w:r>
-        <w:rPr>
-          <w:rFonts w:ascii="Times New Roman" w:hAnsi="Times New Roman" w:cs="Times New Roman"/>
-          <w:sz w:val="28"/>
-          <w:szCs w:val="28"/>
-        </w:rPr>
-        <w:t xml:space="preserve">еханика движения машины и торможения (при нажатии </w:t>
-      </w:r>
-      <w:r>
-        <w:rPr>
-          <w:rFonts w:ascii="Times New Roman" w:hAnsi="Times New Roman" w:cs="Times New Roman"/>
-          <w:sz w:val="28"/>
-          <w:szCs w:val="28"/>
-          <w:lang w:val="en-US"/>
+        <w:shd w:val="clear" w:color="auto" w:fill="FFFFFF"/>
+        <w:spacing w:before="120" w:beforeAutospacing="0" w:after="120" w:afterAutospacing="0" w:line="420" w:lineRule="atLeast"/>
+        <w:ind w:left="0"/>
+        <w:rPr>
+          <w:rFonts w:ascii="Arial" w:hAnsi="Arial" w:cs="Arial"/>
+        </w:rPr>
+      </w:pPr>
+      <w:r>
+        <w:rPr>
+          <w:rStyle w:val="markdown-word"/>
+          <w:rFonts w:ascii="Arial" w:hAnsi="Arial" w:cs="Arial"/>
+          <w:b/>
+          <w:bCs/>
+        </w:rPr>
+        <w:t>Управление </w:t>
+      </w:r>
+      <w:r>
+        <w:rPr>
+          <w:rStyle w:val="markdown-word"/>
+          <w:rFonts w:ascii="Arial" w:hAnsi="Arial" w:cs="Arial"/>
+          <w:b/>
+          <w:bCs/>
+        </w:rPr>
+        <w:t>машиной</w:t>
+      </w:r>
+    </w:p>
+    <w:p>
+      <w:pPr>
+        <w:pStyle w:val="a4"/>
+        <w:shd w:val="clear" w:color="auto" w:fill="FFFFFF"/>
+        <w:spacing w:before="120" w:beforeAutospacing="0" w:after="120" w:afterAutospacing="0" w:line="420" w:lineRule="atLeast"/>
+        <w:rPr>
+          <w:rFonts w:ascii="Arial" w:hAnsi="Arial" w:cs="Arial"/>
+        </w:rPr>
+      </w:pPr>
+      <w:r>
+        <w:rPr>
+          <w:rStyle w:val="markdown-word"/>
+          <w:rFonts w:ascii="Arial" w:hAnsi="Arial" w:cs="Arial"/>
+        </w:rPr>
+        <w:t>Движение машины осуществляется с помощью клавиш </w:t>
+      </w:r>
+      <w:r>
+        <w:rPr>
+          <w:rStyle w:val="markdown-word"/>
+          <w:rFonts w:ascii="Arial" w:hAnsi="Arial" w:cs="Arial"/>
+          <w:b/>
+          <w:bCs/>
         </w:rPr>
         <w:t>WASD</w:t>
       </w:r>
       <w:r>
         <w:rPr>
-          <w:rFonts w:ascii="Times New Roman" w:hAnsi="Times New Roman" w:cs="Times New Roman"/>
-          <w:sz w:val="28"/>
-          <w:szCs w:val="28"/>
-        </w:rPr>
-        <w:t xml:space="preserve"> или стрелочки</w:t>
-      </w:r>
-      <w:r>
-        <w:rPr>
-          <w:rFonts w:ascii="Times New Roman" w:hAnsi="Times New Roman" w:cs="Times New Roman"/>
-          <w:sz w:val="28"/>
-          <w:szCs w:val="28"/>
-        </w:rPr>
-        <w:t xml:space="preserve"> </w:t>
-      </w:r>
-      <w:r>
-        <w:rPr>
-          <w:rFonts w:ascii="Times New Roman" w:hAnsi="Times New Roman" w:cs="Times New Roman"/>
-          <w:sz w:val="28"/>
-          <w:szCs w:val="28"/>
-        </w:rPr>
-        <w:t>игрок передвигается и при зажатии пробела машина тормозит)</w:t>
-      </w:r>
-    </w:p>
-    <w:p>
-      <w:pPr>
-        <w:pStyle w:val="a3"/>
+          <w:rStyle w:val="markdown-word"/>
+          <w:rFonts w:ascii="Arial" w:hAnsi="Arial" w:cs="Arial"/>
+        </w:rPr>
+        <w:t> либо стрелок на </w:t>
+      </w:r>
+      <w:r>
+        <w:rPr>
+          <w:rStyle w:val="markdown-word"/>
+          <w:rFonts w:ascii="Arial" w:hAnsi="Arial" w:cs="Arial"/>
+        </w:rPr>
+        <w:t>клавиатуре</w:t>
+      </w:r>
+    </w:p>
+    <w:p>
+      <w:pPr>
+        <w:pStyle w:val="a4"/>
+        <w:shd w:val="clear" w:color="auto" w:fill="FFFFFF"/>
+        <w:spacing w:before="120" w:beforeAutospacing="0" w:after="120" w:afterAutospacing="0" w:line="420" w:lineRule="atLeast"/>
+        <w:rPr>
+          <w:rFonts w:ascii="Arial" w:hAnsi="Arial" w:cs="Arial"/>
+        </w:rPr>
+      </w:pPr>
+      <w:r>
+        <w:rPr>
+          <w:rStyle w:val="markdown-word"/>
+          <w:rFonts w:ascii="Arial" w:hAnsi="Arial" w:cs="Arial"/>
+        </w:rPr>
+        <w:t>Торможение активируется при нажатии и удержании клавиши </w:t>
+      </w:r>
+      <w:r>
+        <w:rPr>
+          <w:rStyle w:val="markdown-word"/>
+          <w:rFonts w:ascii="Arial" w:hAnsi="Arial" w:cs="Arial"/>
+          <w:b/>
+          <w:bCs/>
+        </w:rPr>
+        <w:t>Пробел</w:t>
+      </w:r>
+      <w:r>
+        <w:rPr>
+          <w:rStyle w:val="markdown-word"/>
+          <w:rFonts w:ascii="Arial" w:hAnsi="Arial" w:cs="Arial"/>
+        </w:rPr>
+        <w:t>.</w:t>
+      </w:r>
+    </w:p>
+    <w:p>
+      <w:pPr>
+        <w:pStyle w:val="a4"/>
         <w:numPr>
           <w:ilvl w:val="0"/>
-          <w:numId w:val="1"/>
+          <w:numId w:val="2"/>
         </w:numPr>
-        <w:rPr>
-          <w:rFonts w:ascii="Times New Roman" w:hAnsi="Times New Roman" w:cs="Times New Roman"/>
-          <w:sz w:val="28"/>
-          <w:szCs w:val="28"/>
-        </w:rPr>
-      </w:pPr>
-      <w:r>
-        <w:rPr>
-          <w:rFonts w:ascii="Times New Roman" w:hAnsi="Times New Roman" w:cs="Times New Roman"/>
-          <w:sz w:val="28"/>
-          <w:szCs w:val="28"/>
-        </w:rPr>
-        <w:t>М</w:t>
-      </w:r>
-      <w:r>
-        <w:rPr>
-          <w:rFonts w:ascii="Times New Roman" w:hAnsi="Times New Roman" w:cs="Times New Roman"/>
-          <w:sz w:val="28"/>
-          <w:szCs w:val="28"/>
-        </w:rPr>
-        <w:t>еханика</w:t>
-      </w:r>
-      <w:r>
-        <w:rPr>
-          <w:rFonts w:ascii="Times New Roman" w:hAnsi="Times New Roman" w:cs="Times New Roman"/>
-          <w:sz w:val="28"/>
-          <w:szCs w:val="28"/>
-        </w:rPr>
-        <w:t xml:space="preserve"> столкновения машины с объектами (машина получает повреждение)</w:t>
-      </w:r>
-    </w:p>
-    <w:p>
-      <w:pPr>
-        <w:pStyle w:val="a3"/>
+        <w:shd w:val="clear" w:color="auto" w:fill="FFFFFF"/>
+        <w:spacing w:before="120" w:beforeAutospacing="0" w:after="120" w:afterAutospacing="0" w:line="420" w:lineRule="atLeast"/>
+        <w:ind w:left="0"/>
+        <w:rPr>
+          <w:rFonts w:ascii="Arial" w:hAnsi="Arial" w:cs="Arial"/>
+        </w:rPr>
+      </w:pPr>
+      <w:r>
+        <w:rPr>
+          <w:rStyle w:val="markdown-word"/>
+          <w:rFonts w:ascii="Arial" w:hAnsi="Arial" w:cs="Arial"/>
+          <w:b/>
+          <w:bCs/>
+        </w:rPr>
+        <w:t>Система чекпоинтов.</w:t>
+      </w:r>
+    </w:p>
+    <w:p>
+      <w:pPr>
+        <w:pStyle w:val="a4"/>
+        <w:shd w:val="clear" w:color="auto" w:fill="FFFFFF"/>
+        <w:spacing w:before="120" w:beforeAutospacing="0" w:after="120" w:afterAutospacing="0" w:line="420" w:lineRule="atLeast"/>
+        <w:rPr>
+          <w:rFonts w:ascii="Arial" w:hAnsi="Arial" w:cs="Arial"/>
+        </w:rPr>
+      </w:pPr>
+      <w:r>
+        <w:rPr>
+          <w:rStyle w:val="markdown-word"/>
+          <w:rFonts w:ascii="Arial" w:hAnsi="Arial" w:cs="Arial"/>
+        </w:rPr>
+        <w:t>На трассе размещены контрольные точки, фиксирующие текущую позицию игрока.</w:t>
+      </w:r>
+    </w:p>
+    <w:p>
+      <w:pPr>
+        <w:pStyle w:val="a4"/>
+        <w:shd w:val="clear" w:color="auto" w:fill="FFFFFF"/>
+        <w:spacing w:before="120" w:beforeAutospacing="0" w:after="120" w:afterAutospacing="0" w:line="420" w:lineRule="atLeast"/>
+        <w:rPr>
+          <w:rFonts w:ascii="Arial" w:hAnsi="Arial" w:cs="Arial"/>
+        </w:rPr>
+      </w:pPr>
+      <w:r>
+        <w:rPr>
+          <w:rStyle w:val="markdown-word"/>
+          <w:rFonts w:ascii="Arial" w:hAnsi="Arial" w:cs="Arial"/>
+        </w:rPr>
+        <w:t>При застревании машины или невозможности продолжить движение игрок </w:t>
+      </w:r>
+      <w:r>
+        <w:rPr>
+          <w:rStyle w:val="markdown-word"/>
+          <w:rFonts w:ascii="Arial" w:hAnsi="Arial" w:cs="Arial"/>
+        </w:rPr>
+        <w:t>может возвратиться</w:t>
+      </w:r>
+      <w:r>
+        <w:rPr>
+          <w:rStyle w:val="markdown-word"/>
+          <w:rFonts w:ascii="Arial" w:hAnsi="Arial" w:cs="Arial"/>
+        </w:rPr>
+        <w:t> к последнему пройденному чекпоинту.</w:t>
+      </w:r>
+    </w:p>
+    <w:p>
+      <w:pPr>
+        <w:pStyle w:val="a4"/>
         <w:numPr>
           <w:ilvl w:val="0"/>
-          <w:numId w:val="1"/>
+          <w:numId w:val="2"/>
         </w:numPr>
-        <w:rPr>
-          <w:rFonts w:ascii="Times New Roman" w:hAnsi="Times New Roman" w:cs="Times New Roman"/>
-          <w:sz w:val="28"/>
-          <w:szCs w:val="28"/>
-        </w:rPr>
-      </w:pPr>
-      <w:r>
-        <w:rPr>
-          <w:rFonts w:ascii="Times New Roman" w:hAnsi="Times New Roman" w:cs="Times New Roman"/>
-          <w:sz w:val="28"/>
-          <w:szCs w:val="28"/>
-        </w:rPr>
-        <w:t>М</w:t>
-      </w:r>
-      <w:r>
-        <w:rPr>
-          <w:rFonts w:ascii="Times New Roman" w:hAnsi="Times New Roman" w:cs="Times New Roman"/>
-          <w:sz w:val="28"/>
-          <w:szCs w:val="28"/>
-        </w:rPr>
-        <w:t>еханика уничтожения машины (при определенном кол</w:t>
-      </w:r>
-      <w:r>
-        <w:rPr>
-          <w:rFonts w:ascii="Times New Roman" w:hAnsi="Times New Roman" w:cs="Times New Roman"/>
-          <w:sz w:val="28"/>
-          <w:szCs w:val="28"/>
-        </w:rPr>
-        <w:t>ичестве</w:t>
-      </w:r>
-      <w:r>
-        <w:rPr>
-          <w:rFonts w:ascii="Times New Roman" w:hAnsi="Times New Roman" w:cs="Times New Roman"/>
-          <w:sz w:val="28"/>
-          <w:szCs w:val="28"/>
-        </w:rPr>
-        <w:t xml:space="preserve"> повреждений – машина взрывается)</w:t>
-      </w:r>
-    </w:p>
-    <w:p>
-      <w:pPr>
-        <w:pStyle w:val="a3"/>
+        <w:shd w:val="clear" w:color="auto" w:fill="FFFFFF"/>
+        <w:spacing w:before="120" w:beforeAutospacing="0" w:after="120" w:afterAutospacing="0" w:line="420" w:lineRule="atLeast"/>
+        <w:ind w:left="0"/>
+        <w:rPr>
+          <w:rFonts w:ascii="Arial" w:hAnsi="Arial" w:cs="Arial"/>
+        </w:rPr>
+      </w:pPr>
+      <w:r>
+        <w:rPr>
+          <w:rStyle w:val="markdown-word"/>
+          <w:rFonts w:ascii="Arial" w:hAnsi="Arial" w:cs="Arial"/>
+          <w:b/>
+          <w:bCs/>
+        </w:rPr>
+        <w:t>Сохранение прогресса.</w:t>
+      </w:r>
+    </w:p>
+    <w:p>
+      <w:pPr>
+        <w:pStyle w:val="a4"/>
+        <w:shd w:val="clear" w:color="auto" w:fill="FFFFFF"/>
+        <w:spacing w:before="120" w:beforeAutospacing="0" w:after="120" w:afterAutospacing="0" w:line="420" w:lineRule="atLeast"/>
+        <w:rPr>
+          <w:rFonts w:ascii="Arial" w:hAnsi="Arial" w:cs="Arial"/>
+        </w:rPr>
+      </w:pPr>
+      <w:r>
+        <w:rPr>
+          <w:rStyle w:val="markdown-word"/>
+          <w:rFonts w:ascii="Arial" w:hAnsi="Arial" w:cs="Arial"/>
+        </w:rPr>
+        <w:t>Количество пройденных кругов сохраняется в </w:t>
+      </w:r>
+      <w:r>
+        <w:rPr>
+          <w:rStyle w:val="markdown-word"/>
+          <w:rFonts w:ascii="Arial" w:hAnsi="Arial" w:cs="Arial"/>
+          <w:b/>
+          <w:bCs/>
+        </w:rPr>
+        <w:t>JSON</w:t>
+      </w:r>
+      <w:r>
+        <w:rPr>
+          <w:rStyle w:val="markdown-word"/>
+          <w:rFonts w:ascii="Arial" w:hAnsi="Arial" w:cs="Arial"/>
+          <w:b/>
+          <w:bCs/>
+        </w:rPr>
+        <w:noBreakHyphen/>
+        <w:t>файле</w:t>
+      </w:r>
+      <w:r>
+        <w:rPr>
+          <w:rStyle w:val="markdown-word"/>
+          <w:rFonts w:ascii="Arial" w:hAnsi="Arial" w:cs="Arial"/>
+        </w:rPr>
+        <w:t>.</w:t>
+      </w:r>
+    </w:p>
+    <w:p>
+      <w:pPr>
+        <w:pStyle w:val="a4"/>
+        <w:shd w:val="clear" w:color="auto" w:fill="FFFFFF"/>
+        <w:spacing w:before="120" w:beforeAutospacing="0" w:after="120" w:afterAutospacing="0" w:line="420" w:lineRule="atLeast"/>
+        <w:rPr>
+          <w:rFonts w:ascii="Arial" w:hAnsi="Arial" w:cs="Arial"/>
+        </w:rPr>
+      </w:pPr>
+      <w:r>
+        <w:rPr>
+          <w:rStyle w:val="markdown-word"/>
+          <w:rFonts w:ascii="Arial" w:hAnsi="Arial" w:cs="Arial"/>
+        </w:rPr>
+        <w:t>Данные обновляются в режиме реального времени по ходу гонки.</w:t>
+      </w:r>
+    </w:p>
+    <w:p>
+      <w:pPr>
+        <w:pStyle w:val="a4"/>
         <w:numPr>
           <w:ilvl w:val="0"/>
-          <w:numId w:val="1"/>
+          <w:numId w:val="2"/>
         </w:numPr>
-        <w:rPr>
-          <w:rFonts w:ascii="Times New Roman" w:hAnsi="Times New Roman" w:cs="Times New Roman"/>
-          <w:sz w:val="28"/>
-          <w:szCs w:val="28"/>
-        </w:rPr>
-      </w:pPr>
-      <w:r>
-        <w:rPr>
-          <w:rFonts w:ascii="Times New Roman" w:hAnsi="Times New Roman" w:cs="Times New Roman"/>
-          <w:sz w:val="28"/>
-          <w:szCs w:val="28"/>
-        </w:rPr>
-        <w:t>М</w:t>
-      </w:r>
-      <w:r>
-        <w:rPr>
-          <w:rFonts w:ascii="Times New Roman" w:hAnsi="Times New Roman" w:cs="Times New Roman"/>
-          <w:sz w:val="28"/>
-          <w:szCs w:val="28"/>
-        </w:rPr>
-        <w:t>еханика чекпоинтов (на определенном отрезке дороги позиция игрока сохраняется и в случае уничтожения машины, он возвращается на чекпоинт)</w:t>
-      </w:r>
-    </w:p>
-    <w:p>
-      <w:pPr>
-        <w:pStyle w:val="a3"/>
+        <w:shd w:val="clear" w:color="auto" w:fill="FFFFFF"/>
+        <w:spacing w:before="120" w:beforeAutospacing="0" w:after="120" w:afterAutospacing="0" w:line="420" w:lineRule="atLeast"/>
+        <w:ind w:left="0"/>
+        <w:rPr>
+          <w:rFonts w:ascii="Arial" w:hAnsi="Arial" w:cs="Arial"/>
+        </w:rPr>
+      </w:pPr>
+      <w:r>
+        <w:rPr>
+          <w:rStyle w:val="markdown-word"/>
+          <w:rFonts w:ascii="Arial" w:hAnsi="Arial" w:cs="Arial"/>
+          <w:b/>
+          <w:bCs/>
+        </w:rPr>
+        <w:t>Игровое меню.</w:t>
+      </w:r>
+    </w:p>
+    <w:p>
+      <w:pPr>
+        <w:pStyle w:val="a4"/>
+        <w:shd w:val="clear" w:color="auto" w:fill="FFFFFF"/>
+        <w:spacing w:before="120" w:beforeAutospacing="0" w:after="120" w:afterAutospacing="0" w:line="420" w:lineRule="atLeast"/>
+        <w:rPr>
+          <w:rFonts w:ascii="Arial" w:hAnsi="Arial" w:cs="Arial"/>
+        </w:rPr>
+      </w:pPr>
+      <w:r>
+        <w:rPr>
+          <w:rStyle w:val="markdown-word"/>
+          <w:rFonts w:ascii="Arial" w:hAnsi="Arial" w:cs="Arial"/>
+        </w:rPr>
+        <w:t>Предусмотрено</w:t>
+      </w:r>
+      <w:r>
+        <w:rPr>
+          <w:rStyle w:val="markdown-word"/>
+          <w:rFonts w:ascii="Arial" w:hAnsi="Arial" w:cs="Arial"/>
+        </w:rPr>
+        <w:t xml:space="preserve"> </w:t>
+      </w:r>
+      <w:r>
+        <w:rPr>
+          <w:rStyle w:val="markdown-word"/>
+          <w:rFonts w:ascii="Arial" w:hAnsi="Arial" w:cs="Arial"/>
+        </w:rPr>
+        <w:t>меню для навигации: старт новой гонки,</w:t>
+      </w:r>
+      <w:r>
+        <w:rPr>
+          <w:rStyle w:val="markdown-word"/>
+          <w:rFonts w:ascii="Arial" w:hAnsi="Arial" w:cs="Arial"/>
+        </w:rPr>
+        <w:t xml:space="preserve"> </w:t>
+      </w:r>
+      <w:r>
+        <w:rPr>
+          <w:rStyle w:val="markdown-word"/>
+          <w:rFonts w:ascii="Arial" w:hAnsi="Arial" w:cs="Arial"/>
+        </w:rPr>
+        <w:t>выход из игры.</w:t>
+      </w:r>
+    </w:p>
+    <w:p>
+      <w:pPr>
+        <w:pStyle w:val="a4"/>
         <w:numPr>
           <w:ilvl w:val="0"/>
-          <w:numId w:val="1"/>
+          <w:numId w:val="2"/>
         </w:numPr>
-        <w:rPr>
-          <w:rFonts w:ascii="Times New Roman" w:hAnsi="Times New Roman" w:cs="Times New Roman"/>
-          <w:sz w:val="28"/>
-          <w:szCs w:val="28"/>
-        </w:rPr>
-      </w:pPr>
-      <w:r>
-        <w:rPr>
-          <w:rFonts w:ascii="Times New Roman" w:hAnsi="Times New Roman" w:cs="Times New Roman"/>
-          <w:sz w:val="28"/>
-          <w:szCs w:val="28"/>
-        </w:rPr>
-        <w:t xml:space="preserve">механика сохранения прогресса (в файл </w:t>
-      </w:r>
-      <w:r>
-        <w:rPr>
-          <w:rFonts w:ascii="Times New Roman" w:hAnsi="Times New Roman" w:cs="Times New Roman"/>
-          <w:sz w:val="28"/>
-          <w:szCs w:val="28"/>
-          <w:lang w:val="en-US"/>
-        </w:rPr>
-        <w:t>json</w:t>
+        <w:shd w:val="clear" w:color="auto" w:fill="FFFFFF"/>
+        <w:spacing w:before="120" w:beforeAutospacing="0" w:after="120" w:afterAutospacing="0" w:line="420" w:lineRule="atLeast"/>
+        <w:ind w:left="0"/>
+        <w:rPr>
+          <w:rFonts w:ascii="Arial" w:hAnsi="Arial" w:cs="Arial"/>
+        </w:rPr>
+      </w:pPr>
+      <w:r>
+        <w:rPr>
+          <w:rStyle w:val="markdown-word"/>
+          <w:rFonts w:ascii="Arial" w:hAnsi="Arial" w:cs="Arial"/>
+          <w:b/>
+          <w:bCs/>
+        </w:rPr>
+        <w:t>Звуковое сопровождение.</w:t>
+      </w:r>
+    </w:p>
+    <w:p>
+      <w:pPr>
+        <w:pStyle w:val="a4"/>
+        <w:shd w:val="clear" w:color="auto" w:fill="FFFFFF"/>
+        <w:spacing w:before="120" w:beforeAutospacing="0" w:after="120" w:afterAutospacing="0" w:line="420" w:lineRule="atLeast"/>
+        <w:rPr>
+          <w:rFonts w:ascii="Arial" w:hAnsi="Arial" w:cs="Arial"/>
+        </w:rPr>
+      </w:pPr>
+      <w:r>
+        <w:rPr>
+          <w:rStyle w:val="markdown-word"/>
+          <w:rFonts w:ascii="Arial" w:hAnsi="Arial" w:cs="Arial"/>
+        </w:rPr>
+        <w:t>З</w:t>
+      </w:r>
+      <w:r>
+        <w:rPr>
+          <w:rStyle w:val="markdown-word"/>
+          <w:rFonts w:ascii="Arial" w:hAnsi="Arial" w:cs="Arial"/>
+        </w:rPr>
+        <w:t>вук работы двигателя, меняющийся в зависимости от скорости.</w:t>
+      </w:r>
+    </w:p>
+    <w:p>
+      <w:pPr>
+        <w:pStyle w:val="a4"/>
+        <w:shd w:val="clear" w:color="auto" w:fill="FFFFFF"/>
+        <w:spacing w:before="120" w:beforeAutospacing="0" w:after="120" w:afterAutospacing="0" w:line="420" w:lineRule="atLeast"/>
+        <w:rPr>
+          <w:rStyle w:val="markdown-word"/>
+          <w:rFonts w:ascii="Arial" w:hAnsi="Arial" w:cs="Arial"/>
+        </w:rPr>
+      </w:pPr>
+      <w:r>
+        <w:rPr>
+          <w:rStyle w:val="markdown-word"/>
+          <w:rFonts w:ascii="Arial" w:hAnsi="Arial" w:cs="Arial"/>
+        </w:rPr>
+        <w:t>Звуковой сигнал при прохождении чекпоинта.</w:t>
+      </w:r>
+    </w:p>
+    <w:p>
+      <w:pPr>
+        <w:pStyle w:val="a4"/>
+        <w:numPr>
+          <w:ilvl w:val="0"/>
+          <w:numId w:val="2"/>
+        </w:numPr>
+        <w:shd w:val="clear" w:color="auto" w:fill="FFFFFF"/>
+        <w:spacing w:before="120" w:beforeAutospacing="0" w:after="120" w:afterAutospacing="0" w:line="420" w:lineRule="atLeast"/>
+        <w:ind w:left="0"/>
+        <w:rPr>
+          <w:rStyle w:val="markdown-word"/>
+          <w:rFonts w:ascii="Arial" w:hAnsi="Arial" w:cs="Arial"/>
+        </w:rPr>
+      </w:pPr>
+      <w:r>
+        <w:rPr>
+          <w:rStyle w:val="markdown-word"/>
+          <w:rFonts w:ascii="Arial" w:hAnsi="Arial" w:cs="Arial"/>
+          <w:b/>
+          <w:bCs/>
+        </w:rPr>
+        <w:t>Таймер</w:t>
+      </w:r>
+      <w:r>
+        <w:rPr>
+          <w:rStyle w:val="markdown-word"/>
+          <w:rFonts w:ascii="Arial" w:hAnsi="Arial" w:cs="Arial"/>
+          <w:b/>
+          <w:bCs/>
+        </w:rPr>
+        <w:t>.</w:t>
+      </w:r>
+    </w:p>
+    <w:p>
+      <w:pPr>
+        <w:pStyle w:val="a4"/>
+        <w:shd w:val="clear" w:color="auto" w:fill="FFFFFF"/>
+        <w:spacing w:before="120" w:beforeAutospacing="0" w:after="120" w:afterAutospacing="0" w:line="420" w:lineRule="atLeast"/>
+        <w:rPr>
+          <w:rFonts w:ascii="Arial" w:hAnsi="Arial" w:cs="Arial"/>
+        </w:rPr>
+      </w:pPr>
+      <w:r>
+        <w:rPr>
+          <w:rStyle w:val="markdown-word"/>
+          <w:rFonts w:ascii="Arial" w:hAnsi="Arial" w:cs="Arial"/>
+          <w:bCs/>
+        </w:rPr>
+        <w:t>При начале игры</w:t>
+      </w:r>
+      <w:r>
+        <w:rPr>
+          <w:rStyle w:val="markdown-word"/>
+          <w:rFonts w:ascii="Arial" w:hAnsi="Arial" w:cs="Arial"/>
+          <w:bCs/>
+        </w:rPr>
+        <w:t xml:space="preserve"> </w:t>
+      </w:r>
+      <w:r>
+        <w:rPr>
+          <w:rStyle w:val="markdown-word"/>
+          <w:rFonts w:ascii="Arial" w:hAnsi="Arial" w:cs="Arial"/>
+          <w:bCs/>
+        </w:rPr>
+        <w:t>запускается таймер и нужно успеть доехать до финиша за это время</w:t>
+      </w:r>
+      <w:r>
+        <w:rPr>
+          <w:rStyle w:val="markdown-word"/>
+          <w:rFonts w:ascii="Arial" w:hAnsi="Arial" w:cs="Arial"/>
+          <w:bCs/>
+        </w:rPr>
+        <w:t xml:space="preserve">, </w:t>
+      </w:r>
+      <w:r>
+        <w:rPr>
+          <w:rStyle w:val="markdown-word"/>
+          <w:rFonts w:ascii="Arial" w:hAnsi="Arial" w:cs="Arial"/>
+          <w:bCs/>
+        </w:rPr>
+        <w:t>если не успеваешь и время истекло – проигрываешь</w:t>
+      </w:r>
+      <w:r>
+        <w:rPr>
+          <w:rStyle w:val="markdown-word"/>
+          <w:rFonts w:ascii="Arial" w:hAnsi="Arial" w:cs="Arial"/>
+          <w:bCs/>
+        </w:rPr>
+        <w:t xml:space="preserve">, </w:t>
+      </w:r>
+      <w:r>
+        <w:rPr>
+          <w:rStyle w:val="markdown-word"/>
+          <w:rFonts w:ascii="Arial" w:hAnsi="Arial" w:cs="Arial"/>
+          <w:bCs/>
+        </w:rPr>
+        <w:t>а когда проходишь игру – побеждаешь!</w:t>
       </w:r>
       <w:bookmarkStart w:id="0" w:name="_GoBack"/>
       <w:bookmarkEnd w:id="0"/>
-      <w:r>
-        <w:rPr>
-          <w:rFonts w:ascii="Times New Roman" w:hAnsi="Times New Roman" w:cs="Times New Roman"/>
-          <w:sz w:val="28"/>
-          <w:szCs w:val="28"/>
-        </w:rPr>
-        <w:t xml:space="preserve"> </w:t>
-      </w:r>
-      <w:r>
-        <w:rPr>
-          <w:rFonts w:ascii="Times New Roman" w:hAnsi="Times New Roman" w:cs="Times New Roman"/>
-          <w:sz w:val="28"/>
-          <w:szCs w:val="28"/>
-        </w:rPr>
-        <w:t>сохраняется прогресс счетчика пройденных кругов</w:t>
-      </w:r>
-      <w:r>
-        <w:rPr>
-          <w:rFonts w:ascii="Times New Roman" w:hAnsi="Times New Roman" w:cs="Times New Roman"/>
-          <w:sz w:val="28"/>
-          <w:szCs w:val="28"/>
-        </w:rPr>
-        <w:t>)</w:t>
-      </w:r>
+    </w:p>
+    <w:p>
+      <w:pPr>
+        <w:pStyle w:val="a4"/>
+        <w:shd w:val="clear" w:color="auto" w:fill="FFFFFF"/>
+        <w:spacing w:before="120" w:beforeAutospacing="0" w:after="120" w:afterAutospacing="0" w:line="420" w:lineRule="atLeast"/>
+        <w:rPr>
+          <w:rFonts w:ascii="Arial" w:hAnsi="Arial" w:cs="Arial"/>
+        </w:rPr>
+      </w:pPr>
     </w:p>
     <w:p>
       <w:pPr>
@@ -462,8 +716,128 @@
       </w:rPr>
     </w:lvl>
   </w:abstractNum>
+  <w:abstractNum w:abstractNumId="1" w15:restartNumberingAfterBreak="0">
+    <w:nsid w:val="6D3736D8"/>
+    <w:multiLevelType w:val="multilevel"/>
+    <w:tmpl w:val="55400DE4"/>
+    <w:lvl w:ilvl="0">
+      <w:start w:val="1"/>
+      <w:numFmt w:val="decimal"/>
+      <w:lvlText w:val="%1."/>
+      <w:lvlJc w:val="left"/>
+      <w:pPr>
+        <w:tabs>
+          <w:tab w:val="num" w:pos="720"/>
+        </w:tabs>
+        <w:ind w:left="720" w:hanging="360"/>
+      </w:pPr>
+    </w:lvl>
+    <w:lvl w:ilvl="1">
+      <w:start w:val="1"/>
+      <w:numFmt w:val="bullet"/>
+      <w:lvlText w:val="o"/>
+      <w:lvlJc w:val="left"/>
+      <w:pPr>
+        <w:tabs>
+          <w:tab w:val="num" w:pos="1440"/>
+        </w:tabs>
+        <w:ind w:left="1440" w:hanging="360"/>
+      </w:pPr>
+      <w:rPr>
+        <w:rFonts w:ascii="Courier New" w:hAnsi="Courier New" w:hint="default"/>
+        <w:sz w:val="20"/>
+      </w:rPr>
+    </w:lvl>
+    <w:lvl w:ilvl="2" w:tentative="1">
+      <w:start w:val="1"/>
+      <w:numFmt w:val="decimal"/>
+      <w:lvlText w:val="%3."/>
+      <w:lvlJc w:val="left"/>
+      <w:pPr>
+        <w:tabs>
+          <w:tab w:val="num" w:pos="2160"/>
+        </w:tabs>
+        <w:ind w:left="2160" w:hanging="360"/>
+      </w:pPr>
+    </w:lvl>
+    <w:lvl w:ilvl="3" w:tentative="1">
+      <w:start w:val="1"/>
+      <w:numFmt w:val="decimal"/>
+      <w:lvlText w:val="%4."/>
+      <w:lvlJc w:val="left"/>
+      <w:pPr>
+        <w:tabs>
+          <w:tab w:val="num" w:pos="2880"/>
+        </w:tabs>
+        <w:ind w:left="2880" w:hanging="360"/>
+      </w:pPr>
+    </w:lvl>
+    <w:lvl w:ilvl="4" w:tentative="1">
+      <w:start w:val="1"/>
+      <w:numFmt w:val="decimal"/>
+      <w:lvlText w:val="%5."/>
+      <w:lvlJc w:val="left"/>
+      <w:pPr>
+        <w:tabs>
+          <w:tab w:val="num" w:pos="3600"/>
+        </w:tabs>
+        <w:ind w:left="3600" w:hanging="360"/>
+      </w:pPr>
+    </w:lvl>
+    <w:lvl w:ilvl="5" w:tentative="1">
+      <w:start w:val="1"/>
+      <w:numFmt w:val="decimal"/>
+      <w:lvlText w:val="%6."/>
+      <w:lvlJc w:val="left"/>
+      <w:pPr>
+        <w:tabs>
+          <w:tab w:val="num" w:pos="4320"/>
+        </w:tabs>
+        <w:ind w:left="4320" w:hanging="360"/>
+      </w:pPr>
+    </w:lvl>
+    <w:lvl w:ilvl="6" w:tentative="1">
+      <w:start w:val="1"/>
+      <w:numFmt w:val="decimal"/>
+      <w:lvlText w:val="%7."/>
+      <w:lvlJc w:val="left"/>
+      <w:pPr>
+        <w:tabs>
+          <w:tab w:val="num" w:pos="5040"/>
+        </w:tabs>
+        <w:ind w:left="5040" w:hanging="360"/>
+      </w:pPr>
+    </w:lvl>
+    <w:lvl w:ilvl="7" w:tentative="1">
+      <w:start w:val="1"/>
+      <w:numFmt w:val="decimal"/>
+      <w:lvlText w:val="%8."/>
+      <w:lvlJc w:val="left"/>
+      <w:pPr>
+        <w:tabs>
+          <w:tab w:val="num" w:pos="5760"/>
+        </w:tabs>
+        <w:ind w:left="5760" w:hanging="360"/>
+      </w:pPr>
+    </w:lvl>
+    <w:lvl w:ilvl="8" w:tentative="1">
+      <w:start w:val="1"/>
+      <w:numFmt w:val="decimal"/>
+      <w:lvlText w:val="%9."/>
+      <w:lvlJc w:val="left"/>
+      <w:pPr>
+        <w:tabs>
+          <w:tab w:val="num" w:pos="6480"/>
+        </w:tabs>
+        <w:ind w:left="6480" w:hanging="360"/>
+      </w:pPr>
+    </w:lvl>
+  </w:abstractNum>
   <w:num w:numId="1">
     <w:abstractNumId w:val="0"/>
+  </w:num>
+  <w:num w:numId="2">
+    <w:abstractNumId w:val="1"/>
   </w:num>
 </w:numbering>
 </file>
@@ -901,6 +1275,28 @@
       <w:contextualSpacing/>
     </w:pPr>
   </w:style>
+  <w:style w:type="paragraph" w:styleId="a4">
+    <w:name w:val="Normal (Web)"/>
+    <w:basedOn w:val="a"/>
+    <w:uiPriority w:val="99"/>
+    <w:semiHidden/>
+    <w:unhideWhenUsed/>
+    <w:rsid w:val="00300CA8"/>
+    <w:pPr>
+      <w:spacing w:before="100" w:beforeAutospacing="1" w:after="100" w:afterAutospacing="1" w:line="240" w:lineRule="auto"/>
+    </w:pPr>
+    <w:rPr>
+      <w:rFonts w:ascii="Times New Roman" w:eastAsia="Times New Roman" w:hAnsi="Times New Roman" w:cs="Times New Roman"/>
+      <w:sz w:val="24"/>
+      <w:szCs w:val="24"/>
+      <w:lang w:eastAsia="ru-RU"/>
+    </w:rPr>
+  </w:style>
+  <w:style w:type="character" w:customStyle="1" w:styleId="markdown-word">
+    <w:name w:val="markdown-word"/>
+    <w:basedOn w:val="a0"/>
+    <w:rsid w:val="00300CA8"/>
+  </w:style>
 </w:styles>
 </file>
 
